--- a/database file/ELECTRIPID DATABASE.docx
+++ b/database file/ELECTRIPID DATABASE.docx
@@ -277,6 +277,128 @@
       <w:r>
         <w:t xml:space="preserve"> DATETIME DEFAULT CURRENT_TIMESTAMP</w:t>
       </w:r>
+      <w:r>
+        <w:t>,</w:t>
+      </w:r>
+    </w:p>
+    <w:p>
+      <w:r>
+        <w:t xml:space="preserve">    </w:t>
+      </w:r>
+      <w:r>
+        <w:t>security_question_1 VARCHAR(255),</w:t>
+      </w:r>
+      <w:r>
+        <w:br/>
+      </w:r>
+      <w:r>
+        <w:t xml:space="preserve">    </w:t>
+      </w:r>
+      <w:r>
+        <w:t>security_answer_1 VARCHAR(255),</w:t>
+      </w:r>
+      <w:r>
+        <w:br/>
+      </w:r>
+      <w:r>
+        <w:br/>
+      </w:r>
+      <w:r>
+        <w:t xml:space="preserve">    </w:t>
+      </w:r>
+      <w:r>
+        <w:t>security_question_2 VARCHAR(255),</w:t>
+      </w:r>
+      <w:r>
+        <w:br/>
+      </w:r>
+      <w:r>
+        <w:t xml:space="preserve">    </w:t>
+      </w:r>
+      <w:r>
+        <w:t>security_answer_2 VARCHAR(255),</w:t>
+      </w:r>
+      <w:r>
+        <w:br/>
+      </w:r>
+      <w:r>
+        <w:br/>
+      </w:r>
+      <w:r>
+        <w:t xml:space="preserve">    </w:t>
+      </w:r>
+      <w:r>
+        <w:t>security_question_3 VARCHAR(255),</w:t>
+      </w:r>
+      <w:r>
+        <w:br/>
+      </w:r>
+      <w:r>
+        <w:lastRenderedPageBreak/>
+        <w:t xml:space="preserve">   </w:t>
+      </w:r>
+      <w:r>
+        <w:t>security_answer_3 VARCHAR(255),</w:t>
+      </w:r>
+      <w:r>
+        <w:br/>
+      </w:r>
+      <w:r>
+        <w:br/>
+      </w:r>
+      <w:r>
+        <w:t xml:space="preserve">   </w:t>
+      </w:r>
+      <w:r>
+        <w:t>security_question_4 VARCHAR(255),</w:t>
+      </w:r>
+      <w:r>
+        <w:br/>
+      </w:r>
+      <w:r>
+        <w:t xml:space="preserve">   </w:t>
+      </w:r>
+      <w:r>
+        <w:t>security_answer_4 VARCHAR(255),</w:t>
+      </w:r>
+      <w:r>
+        <w:br/>
+      </w:r>
+      <w:r>
+        <w:br/>
+      </w:r>
+      <w:r>
+        <w:t xml:space="preserve">  </w:t>
+      </w:r>
+      <w:r>
+        <w:t>security_question_5 VARCHAR(255),</w:t>
+      </w:r>
+      <w:r>
+        <w:br/>
+      </w:r>
+      <w:r>
+        <w:t xml:space="preserve">  </w:t>
+      </w:r>
+      <w:r>
+        <w:t>security_answer_5 VARCHAR(255),</w:t>
+      </w:r>
+      <w:r>
+        <w:br/>
+      </w:r>
+      <w:r>
+        <w:br/>
+      </w:r>
+      <w:r>
+        <w:t xml:space="preserve">  </w:t>
+      </w:r>
+      <w:proofErr w:type="spellStart"/>
+      <w:r>
+        <w:t>security_setup_completed</w:t>
+      </w:r>
+      <w:proofErr w:type="spellEnd"/>
+      <w:r>
+        <w:t xml:space="preserve"> TINYINT(1) DEFAULT 0</w:t>
+      </w:r>
     </w:p>
     <w:p>
       <w:r>
@@ -476,6 +598,7 @@
     </w:p>
     <w:p>
       <w:r>
+        <w:lastRenderedPageBreak/>
         <w:t xml:space="preserve">        ON DELETE CASCADE,</w:t>
       </w:r>
     </w:p>
@@ -543,12 +666,363 @@
     </w:p>
     <w:p>
       <w:r>
+        <w:t xml:space="preserve">    </w:t>
+      </w:r>
+      <w:proofErr w:type="spellStart"/>
+      <w:r>
+        <w:t>appliance_id</w:t>
+      </w:r>
+      <w:proofErr w:type="spellEnd"/>
+      <w:r>
+        <w:t xml:space="preserve"> INT AUTO_INCREMENT PRIMARY KEY,</w:t>
+      </w:r>
+    </w:p>
+    <w:p>
+      <w:r>
+        <w:t xml:space="preserve">    </w:t>
+      </w:r>
+      <w:proofErr w:type="spellStart"/>
+      <w:r>
+        <w:t>household_id</w:t>
+      </w:r>
+      <w:proofErr w:type="spellEnd"/>
+      <w:r>
+        <w:t xml:space="preserve"> INT,</w:t>
+      </w:r>
+    </w:p>
+    <w:p>
+      <w:r>
+        <w:t xml:space="preserve">    </w:t>
+      </w:r>
+      <w:proofErr w:type="spellStart"/>
+      <w:r>
+        <w:t>appliance_name</w:t>
+      </w:r>
+      <w:proofErr w:type="spellEnd"/>
+      <w:r>
+        <w:t xml:space="preserve"> </w:t>
+      </w:r>
+      <w:proofErr w:type="gramStart"/>
+      <w:r>
+        <w:t>VARCHAR(</w:t>
+      </w:r>
+      <w:proofErr w:type="gramEnd"/>
+      <w:r>
+        <w:t>100) NOT NULL,</w:t>
+      </w:r>
+    </w:p>
+    <w:p>
+      <w:r>
+        <w:t xml:space="preserve">    </w:t>
+      </w:r>
+      <w:proofErr w:type="spellStart"/>
+      <w:r>
+        <w:t>power_kwh</w:t>
+      </w:r>
+      <w:proofErr w:type="spellEnd"/>
+      <w:r>
+        <w:t xml:space="preserve"> </w:t>
+      </w:r>
+      <w:proofErr w:type="gramStart"/>
+      <w:r>
+        <w:t>DECIMAL(</w:t>
+      </w:r>
+      <w:proofErr w:type="gramEnd"/>
+      <w:r>
+        <w:t>10,2),</w:t>
+      </w:r>
+    </w:p>
+    <w:p>
+      <w:r>
+        <w:t xml:space="preserve">    </w:t>
+      </w:r>
+      <w:proofErr w:type="spellStart"/>
+      <w:r>
+        <w:t>hours_per_day</w:t>
+      </w:r>
+      <w:proofErr w:type="spellEnd"/>
+      <w:r>
+        <w:t xml:space="preserve"> </w:t>
+      </w:r>
+      <w:proofErr w:type="gramStart"/>
+      <w:r>
+        <w:t>DECIMAL(</w:t>
+      </w:r>
+      <w:proofErr w:type="gramEnd"/>
+      <w:r>
+        <w:t>10,2),</w:t>
+      </w:r>
+    </w:p>
+    <w:p>
+      <w:r>
+        <w:t xml:space="preserve">    </w:t>
+      </w:r>
+      <w:proofErr w:type="spellStart"/>
+      <w:r>
+        <w:t>usage_per_week</w:t>
+      </w:r>
+      <w:proofErr w:type="spellEnd"/>
+      <w:r>
+        <w:t xml:space="preserve"> </w:t>
+      </w:r>
+      <w:proofErr w:type="gramStart"/>
+      <w:r>
+        <w:t>DECIMAL(</w:t>
+      </w:r>
+      <w:proofErr w:type="gramEnd"/>
+      <w:r>
+        <w:t>10,2),</w:t>
+      </w:r>
+    </w:p>
+    <w:p>
+      <w:r>
+        <w:t xml:space="preserve">    </w:t>
+      </w:r>
+      <w:proofErr w:type="spellStart"/>
+      <w:r>
+        <w:t>estimated_cost</w:t>
+      </w:r>
+      <w:proofErr w:type="spellEnd"/>
+      <w:r>
+        <w:t xml:space="preserve"> </w:t>
+      </w:r>
+      <w:proofErr w:type="gramStart"/>
+      <w:r>
+        <w:t>DECIMAL(</w:t>
+      </w:r>
+      <w:proofErr w:type="gramEnd"/>
+      <w:r>
+        <w:t>10,2),</w:t>
+      </w:r>
+    </w:p>
+    <w:p/>
+    <w:p>
+      <w:r>
+        <w:t xml:space="preserve">    FOREIGN KEY (</w:t>
+      </w:r>
+      <w:proofErr w:type="spellStart"/>
+      <w:r>
+        <w:t>household_id</w:t>
+      </w:r>
+      <w:proofErr w:type="spellEnd"/>
+      <w:r>
+        <w:t>) REFERENCES household(</w:t>
+      </w:r>
+      <w:proofErr w:type="spellStart"/>
+      <w:r>
+        <w:t>household_id</w:t>
+      </w:r>
+      <w:proofErr w:type="spellEnd"/>
+      <w:r>
+        <w:t>)</w:t>
+      </w:r>
+    </w:p>
+    <w:p>
+      <w:r>
+        <w:t xml:space="preserve">        ON DELETE CASCADE</w:t>
+      </w:r>
+    </w:p>
+    <w:p>
+      <w:r>
+        <w:t>);</w:t>
+      </w:r>
+    </w:p>
+    <w:p/>
+    <w:p>
+      <w:r>
+        <w:t>-- ============================================</w:t>
+      </w:r>
+    </w:p>
+    <w:p>
+      <w:r>
+        <w:t xml:space="preserve">-- TABLE: </w:t>
+      </w:r>
+      <w:proofErr w:type="spellStart"/>
+      <w:r>
+        <w:t>electricity_readings</w:t>
+      </w:r>
+      <w:proofErr w:type="spellEnd"/>
+    </w:p>
+    <w:p>
+      <w:r>
+        <w:t>-- ============================================</w:t>
+      </w:r>
+    </w:p>
+    <w:p/>
+    <w:p>
+      <w:r>
+        <w:t xml:space="preserve">CREATE TABLE </w:t>
+      </w:r>
+      <w:proofErr w:type="spellStart"/>
+      <w:r>
+        <w:t>electricity_readings</w:t>
+      </w:r>
+      <w:proofErr w:type="spellEnd"/>
+      <w:r>
+        <w:t xml:space="preserve"> (</w:t>
+      </w:r>
+    </w:p>
+    <w:p>
+      <w:r>
+        <w:t xml:space="preserve">    </w:t>
+      </w:r>
+      <w:proofErr w:type="spellStart"/>
+      <w:r>
+        <w:t>reading_id</w:t>
+      </w:r>
+      <w:proofErr w:type="spellEnd"/>
+      <w:r>
+        <w:t xml:space="preserve"> INT AUTO_INCREMENT PRIMARY KEY,</w:t>
+      </w:r>
+    </w:p>
+    <w:p>
+      <w:r>
         <w:lastRenderedPageBreak/>
         <w:t xml:space="preserve">    </w:t>
       </w:r>
       <w:proofErr w:type="spellStart"/>
       <w:r>
-        <w:t>appliance_id</w:t>
+        <w:t>household_id</w:t>
+      </w:r>
+      <w:proofErr w:type="spellEnd"/>
+      <w:r>
+        <w:t xml:space="preserve"> INT,</w:t>
+      </w:r>
+    </w:p>
+    <w:p>
+      <w:r>
+        <w:t xml:space="preserve">    voltage </w:t>
+      </w:r>
+      <w:proofErr w:type="gramStart"/>
+      <w:r>
+        <w:t>DECIMAL(</w:t>
+      </w:r>
+      <w:proofErr w:type="gramEnd"/>
+      <w:r>
+        <w:t>10,2),</w:t>
+      </w:r>
+    </w:p>
+    <w:p>
+      <w:r>
+        <w:t xml:space="preserve">    current </w:t>
+      </w:r>
+      <w:proofErr w:type="gramStart"/>
+      <w:r>
+        <w:t>DECIMAL(</w:t>
+      </w:r>
+      <w:proofErr w:type="gramEnd"/>
+      <w:r>
+        <w:t>10,2),</w:t>
+      </w:r>
+    </w:p>
+    <w:p>
+      <w:r>
+        <w:t xml:space="preserve">    power </w:t>
+      </w:r>
+      <w:proofErr w:type="gramStart"/>
+      <w:r>
+        <w:t>DECIMAL(</w:t>
+      </w:r>
+      <w:proofErr w:type="gramEnd"/>
+      <w:r>
+        <w:t>10,2),</w:t>
+      </w:r>
+    </w:p>
+    <w:p>
+      <w:r>
+        <w:t xml:space="preserve">    </w:t>
+      </w:r>
+      <w:proofErr w:type="spellStart"/>
+      <w:r>
+        <w:t>energy_kwh</w:t>
+      </w:r>
+      <w:proofErr w:type="spellEnd"/>
+      <w:r>
+        <w:t xml:space="preserve"> </w:t>
+      </w:r>
+      <w:proofErr w:type="gramStart"/>
+      <w:r>
+        <w:t>DECIMAL(</w:t>
+      </w:r>
+      <w:proofErr w:type="gramEnd"/>
+      <w:r>
+        <w:t>10,2),</w:t>
+      </w:r>
+    </w:p>
+    <w:p>
+      <w:r>
+        <w:t xml:space="preserve">    </w:t>
+      </w:r>
+      <w:proofErr w:type="spellStart"/>
+      <w:r>
+        <w:t>recorded_at</w:t>
+      </w:r>
+      <w:proofErr w:type="spellEnd"/>
+      <w:r>
+        <w:t xml:space="preserve"> DATETIME DEFAULT CURRENT_TIMESTAMP,</w:t>
+      </w:r>
+    </w:p>
+    <w:p/>
+    <w:p>
+      <w:r>
+        <w:t xml:space="preserve">    FOREIGN KEY (</w:t>
+      </w:r>
+      <w:proofErr w:type="spellStart"/>
+      <w:r>
+        <w:t>household_id</w:t>
+      </w:r>
+      <w:proofErr w:type="spellEnd"/>
+      <w:r>
+        <w:t>) REFERENCES household(</w:t>
+      </w:r>
+      <w:proofErr w:type="spellStart"/>
+      <w:r>
+        <w:t>household_id</w:t>
+      </w:r>
+      <w:proofErr w:type="spellEnd"/>
+      <w:r>
+        <w:t>)</w:t>
+      </w:r>
+    </w:p>
+    <w:p>
+      <w:r>
+        <w:t xml:space="preserve">        ON DELETE CASCADE</w:t>
+      </w:r>
+    </w:p>
+    <w:p>
+      <w:r>
+        <w:t>);</w:t>
+      </w:r>
+    </w:p>
+    <w:p/>
+    <w:p>
+      <w:r>
+        <w:t>-- ============================================</w:t>
+      </w:r>
+    </w:p>
+    <w:p>
+      <w:r>
+        <w:t>-- TABLE: forecast</w:t>
+      </w:r>
+    </w:p>
+    <w:p>
+      <w:r>
+        <w:t>-- ============================================</w:t>
+      </w:r>
+    </w:p>
+    <w:p/>
+    <w:p>
+      <w:r>
+        <w:t>CREATE TABLE forecast (</w:t>
+      </w:r>
+    </w:p>
+    <w:p>
+      <w:r>
+        <w:t xml:space="preserve">    </w:t>
+      </w:r>
+      <w:proofErr w:type="spellStart"/>
+      <w:r>
+        <w:t>forecast_id</w:t>
       </w:r>
       <w:proofErr w:type="spellEnd"/>
       <w:r>
@@ -574,7 +1048,7 @@
       </w:r>
       <w:proofErr w:type="spellStart"/>
       <w:r>
-        <w:t>appliance_name</w:t>
+        <w:t>forecast_type</w:t>
       </w:r>
       <w:proofErr w:type="spellEnd"/>
       <w:r>
@@ -586,16 +1060,16 @@
       </w:r>
       <w:proofErr w:type="gramEnd"/>
       <w:r>
-        <w:t>100) NOT NULL,</w:t>
-      </w:r>
-    </w:p>
-    <w:p>
-      <w:r>
-        <w:t xml:space="preserve">    </w:t>
-      </w:r>
-      <w:proofErr w:type="spellStart"/>
-      <w:r>
-        <w:t>power_kwh</w:t>
+        <w:t>50),</w:t>
+      </w:r>
+    </w:p>
+    <w:p>
+      <w:r>
+        <w:t xml:space="preserve">    </w:t>
+      </w:r>
+      <w:proofErr w:type="spellStart"/>
+      <w:r>
+        <w:t>predicted_kwh</w:t>
       </w:r>
       <w:proofErr w:type="spellEnd"/>
       <w:r>
@@ -616,7 +1090,7 @@
       </w:r>
       <w:proofErr w:type="spellStart"/>
       <w:r>
-        <w:t>hours_per_day</w:t>
+        <w:t>predicted_cost</w:t>
       </w:r>
       <w:proofErr w:type="spellEnd"/>
       <w:r>
@@ -637,7 +1111,7 @@
       </w:r>
       <w:proofErr w:type="spellStart"/>
       <w:r>
-        <w:t>usage_per_week</w:t>
+        <w:t>source_type</w:t>
       </w:r>
       <w:proofErr w:type="spellEnd"/>
       <w:r>
@@ -645,6 +1119,134 @@
       </w:r>
       <w:proofErr w:type="gramStart"/>
       <w:r>
+        <w:t>VARCHAR(</w:t>
+      </w:r>
+      <w:proofErr w:type="gramEnd"/>
+      <w:r>
+        <w:t>100),</w:t>
+      </w:r>
+    </w:p>
+    <w:p>
+      <w:r>
+        <w:t xml:space="preserve">    </w:t>
+      </w:r>
+      <w:proofErr w:type="spellStart"/>
+      <w:r>
+        <w:t>forecast_date</w:t>
+      </w:r>
+      <w:proofErr w:type="spellEnd"/>
+      <w:r>
+        <w:t xml:space="preserve"> DATE,</w:t>
+      </w:r>
+    </w:p>
+    <w:p/>
+    <w:p>
+      <w:r>
+        <w:t xml:space="preserve">    FOREIGN KEY (</w:t>
+      </w:r>
+      <w:proofErr w:type="spellStart"/>
+      <w:r>
+        <w:t>household_id</w:t>
+      </w:r>
+      <w:proofErr w:type="spellEnd"/>
+      <w:r>
+        <w:t>) REFERENCES household(</w:t>
+      </w:r>
+      <w:proofErr w:type="spellStart"/>
+      <w:r>
+        <w:t>household_id</w:t>
+      </w:r>
+      <w:proofErr w:type="spellEnd"/>
+      <w:r>
+        <w:t>)</w:t>
+      </w:r>
+    </w:p>
+    <w:p>
+      <w:r>
+        <w:t xml:space="preserve">        ON DELETE CASCADE</w:t>
+      </w:r>
+    </w:p>
+    <w:p>
+      <w:r>
+        <w:t>);</w:t>
+      </w:r>
+    </w:p>
+    <w:p/>
+    <w:p>
+      <w:r>
+        <w:t>-- ============================================</w:t>
+      </w:r>
+    </w:p>
+    <w:p>
+      <w:r>
+        <w:lastRenderedPageBreak/>
+        <w:t>-- TABLE: anomaly</w:t>
+      </w:r>
+    </w:p>
+    <w:p>
+      <w:r>
+        <w:t>-- ============================================</w:t>
+      </w:r>
+    </w:p>
+    <w:p/>
+    <w:p>
+      <w:r>
+        <w:t>CREATE TABLE anomaly (</w:t>
+      </w:r>
+    </w:p>
+    <w:p>
+      <w:r>
+        <w:t xml:space="preserve">    </w:t>
+      </w:r>
+      <w:proofErr w:type="spellStart"/>
+      <w:r>
+        <w:t>anomaly_id</w:t>
+      </w:r>
+      <w:proofErr w:type="spellEnd"/>
+      <w:r>
+        <w:t xml:space="preserve"> INT AUTO_INCREMENT PRIMARY KEY,</w:t>
+      </w:r>
+    </w:p>
+    <w:p>
+      <w:r>
+        <w:t xml:space="preserve">    </w:t>
+      </w:r>
+      <w:proofErr w:type="spellStart"/>
+      <w:r>
+        <w:t>household_id</w:t>
+      </w:r>
+      <w:proofErr w:type="spellEnd"/>
+      <w:r>
+        <w:t xml:space="preserve"> INT,</w:t>
+      </w:r>
+    </w:p>
+    <w:p>
+      <w:r>
+        <w:t xml:space="preserve">    </w:t>
+      </w:r>
+      <w:proofErr w:type="spellStart"/>
+      <w:r>
+        <w:t>forecast_id</w:t>
+      </w:r>
+      <w:proofErr w:type="spellEnd"/>
+      <w:r>
+        <w:t xml:space="preserve"> INT,</w:t>
+      </w:r>
+    </w:p>
+    <w:p>
+      <w:r>
+        <w:t xml:space="preserve">    </w:t>
+      </w:r>
+      <w:proofErr w:type="spellStart"/>
+      <w:r>
+        <w:t>detected_value</w:t>
+      </w:r>
+      <w:proofErr w:type="spellEnd"/>
+      <w:r>
+        <w:t xml:space="preserve"> </w:t>
+      </w:r>
+      <w:proofErr w:type="gramStart"/>
+      <w:r>
         <w:t>DECIMAL(</w:t>
       </w:r>
       <w:proofErr w:type="gramEnd"/>
@@ -658,7 +1260,7 @@
       </w:r>
       <w:proofErr w:type="spellStart"/>
       <w:r>
-        <w:t>estimated_cost</w:t>
+        <w:t>anomaly_type</w:t>
       </w:r>
       <w:proofErr w:type="spellEnd"/>
       <w:r>
@@ -666,6 +1268,306 @@
       </w:r>
       <w:proofErr w:type="gramStart"/>
       <w:r>
+        <w:t>VARCHAR(</w:t>
+      </w:r>
+      <w:proofErr w:type="gramEnd"/>
+      <w:r>
+        <w:t>100),</w:t>
+      </w:r>
+    </w:p>
+    <w:p>
+      <w:r>
+        <w:t xml:space="preserve">    </w:t>
+      </w:r>
+      <w:proofErr w:type="spellStart"/>
+      <w:r>
+        <w:t>source_type</w:t>
+      </w:r>
+      <w:proofErr w:type="spellEnd"/>
+      <w:r>
+        <w:t xml:space="preserve"> </w:t>
+      </w:r>
+      <w:proofErr w:type="gramStart"/>
+      <w:r>
+        <w:t>VARCHAR(</w:t>
+      </w:r>
+      <w:proofErr w:type="gramEnd"/>
+      <w:r>
+        <w:t>100),</w:t>
+      </w:r>
+    </w:p>
+    <w:p>
+      <w:r>
+        <w:t xml:space="preserve">    </w:t>
+      </w:r>
+      <w:proofErr w:type="spellStart"/>
+      <w:r>
+        <w:t>severity_level</w:t>
+      </w:r>
+      <w:proofErr w:type="spellEnd"/>
+      <w:r>
+        <w:t xml:space="preserve"> </w:t>
+      </w:r>
+      <w:proofErr w:type="gramStart"/>
+      <w:r>
+        <w:t>VARCHAR(</w:t>
+      </w:r>
+      <w:proofErr w:type="gramEnd"/>
+      <w:r>
+        <w:t>50),</w:t>
+      </w:r>
+    </w:p>
+    <w:p>
+      <w:r>
+        <w:t xml:space="preserve">    </w:t>
+      </w:r>
+      <w:proofErr w:type="spellStart"/>
+      <w:r>
+        <w:t>detected_at</w:t>
+      </w:r>
+      <w:proofErr w:type="spellEnd"/>
+      <w:r>
+        <w:t xml:space="preserve"> DATETIME DEFAULT CURRENT_TIMESTAMP,</w:t>
+      </w:r>
+    </w:p>
+    <w:p>
+      <w:r>
+        <w:t xml:space="preserve">    status </w:t>
+      </w:r>
+      <w:proofErr w:type="gramStart"/>
+      <w:r>
+        <w:t>VARCHAR(</w:t>
+      </w:r>
+      <w:proofErr w:type="gramEnd"/>
+      <w:r>
+        <w:t>50),</w:t>
+      </w:r>
+    </w:p>
+    <w:p/>
+    <w:p>
+      <w:r>
+        <w:t xml:space="preserve">    FOREIGN KEY (</w:t>
+      </w:r>
+      <w:proofErr w:type="spellStart"/>
+      <w:r>
+        <w:t>household_id</w:t>
+      </w:r>
+      <w:proofErr w:type="spellEnd"/>
+      <w:r>
+        <w:t>) REFERENCES household(</w:t>
+      </w:r>
+      <w:proofErr w:type="spellStart"/>
+      <w:r>
+        <w:t>household_id</w:t>
+      </w:r>
+      <w:proofErr w:type="spellEnd"/>
+      <w:r>
+        <w:t>)</w:t>
+      </w:r>
+    </w:p>
+    <w:p>
+      <w:r>
+        <w:t xml:space="preserve">        ON DELETE CASCADE,</w:t>
+      </w:r>
+    </w:p>
+    <w:p/>
+    <w:p>
+      <w:r>
+        <w:t xml:space="preserve">    FOREIGN KEY (</w:t>
+      </w:r>
+      <w:proofErr w:type="spellStart"/>
+      <w:r>
+        <w:t>forecast_id</w:t>
+      </w:r>
+      <w:proofErr w:type="spellEnd"/>
+      <w:r>
+        <w:t>) REFERENCES forecast(</w:t>
+      </w:r>
+      <w:proofErr w:type="spellStart"/>
+      <w:r>
+        <w:t>forecast_id</w:t>
+      </w:r>
+      <w:proofErr w:type="spellEnd"/>
+      <w:r>
+        <w:t>)</w:t>
+      </w:r>
+    </w:p>
+    <w:p>
+      <w:r>
+        <w:t xml:space="preserve">        ON DELETE SET NULL</w:t>
+      </w:r>
+    </w:p>
+    <w:p>
+      <w:r>
+        <w:t>);</w:t>
+      </w:r>
+    </w:p>
+    <w:p/>
+    <w:p>
+      <w:r>
+        <w:t>-- ============================================</w:t>
+      </w:r>
+    </w:p>
+    <w:p>
+      <w:r>
+        <w:t>-- TABLE: chatbot</w:t>
+      </w:r>
+    </w:p>
+    <w:p>
+      <w:r>
+        <w:t>-- ============================================</w:t>
+      </w:r>
+    </w:p>
+    <w:p/>
+    <w:p>
+      <w:r>
+        <w:t>CREATE TABLE chatbot (</w:t>
+      </w:r>
+    </w:p>
+    <w:p>
+      <w:r>
+        <w:t xml:space="preserve">    </w:t>
+      </w:r>
+      <w:proofErr w:type="spellStart"/>
+      <w:r>
+        <w:t>message_id</w:t>
+      </w:r>
+      <w:proofErr w:type="spellEnd"/>
+      <w:r>
+        <w:t xml:space="preserve"> INT AUTO_INCREMENT PRIMARY KEY,</w:t>
+      </w:r>
+    </w:p>
+    <w:p>
+      <w:r>
+        <w:t xml:space="preserve">    </w:t>
+      </w:r>
+      <w:proofErr w:type="spellStart"/>
+      <w:r>
+        <w:t>user_id</w:t>
+      </w:r>
+      <w:proofErr w:type="spellEnd"/>
+      <w:r>
+        <w:t xml:space="preserve"> INT,</w:t>
+      </w:r>
+    </w:p>
+    <w:p>
+      <w:r>
+        <w:t xml:space="preserve">    sender </w:t>
+      </w:r>
+      <w:proofErr w:type="gramStart"/>
+      <w:r>
+        <w:t>ENUM(</w:t>
+      </w:r>
+      <w:proofErr w:type="gramEnd"/>
+      <w:r>
+        <w:t>'user', 'bot'),</w:t>
+      </w:r>
+    </w:p>
+    <w:p>
+      <w:r>
+        <w:lastRenderedPageBreak/>
+        <w:t xml:space="preserve">    </w:t>
+      </w:r>
+      <w:proofErr w:type="spellStart"/>
+      <w:r>
+        <w:t>message_text</w:t>
+      </w:r>
+      <w:proofErr w:type="spellEnd"/>
+      <w:r>
+        <w:t xml:space="preserve"> TEXT,</w:t>
+      </w:r>
+    </w:p>
+    <w:p>
+      <w:r>
+        <w:t xml:space="preserve">    timestamp DATETIME DEFAULT CURRENT_TIMESTAMP,</w:t>
+      </w:r>
+    </w:p>
+    <w:p/>
+    <w:p>
+      <w:r>
+        <w:t xml:space="preserve">    FOREIGN KEY (</w:t>
+      </w:r>
+      <w:proofErr w:type="spellStart"/>
+      <w:r>
+        <w:t>user_id</w:t>
+      </w:r>
+      <w:proofErr w:type="spellEnd"/>
+      <w:r>
+        <w:t>) REFERENCES user(</w:t>
+      </w:r>
+      <w:proofErr w:type="spellStart"/>
+      <w:r>
+        <w:t>user_id</w:t>
+      </w:r>
+      <w:proofErr w:type="spellEnd"/>
+      <w:r>
+        <w:t>)</w:t>
+      </w:r>
+    </w:p>
+    <w:p>
+      <w:r>
+        <w:t xml:space="preserve">        ON DELETE CASCADE</w:t>
+      </w:r>
+    </w:p>
+    <w:p>
+      <w:r>
+        <w:t>);</w:t>
+      </w:r>
+    </w:p>
+    <w:p/>
+    <w:p>
+      <w:r>
+        <w:t>-- ============================================</w:t>
+      </w:r>
+    </w:p>
+    <w:p>
+      <w:r>
+        <w:t>-- TABLE: donation</w:t>
+      </w:r>
+    </w:p>
+    <w:p>
+      <w:r>
+        <w:t>-- ============================================</w:t>
+      </w:r>
+    </w:p>
+    <w:p/>
+    <w:p>
+      <w:r>
+        <w:t>CREATE TABLE donation (</w:t>
+      </w:r>
+    </w:p>
+    <w:p>
+      <w:r>
+        <w:t xml:space="preserve">    </w:t>
+      </w:r>
+      <w:proofErr w:type="spellStart"/>
+      <w:r>
+        <w:t>donation_id</w:t>
+      </w:r>
+      <w:proofErr w:type="spellEnd"/>
+      <w:r>
+        <w:t xml:space="preserve"> INT AUTO_INCREMENT PRIMARY KEY,</w:t>
+      </w:r>
+    </w:p>
+    <w:p>
+      <w:r>
+        <w:t xml:space="preserve">    </w:t>
+      </w:r>
+      <w:proofErr w:type="spellStart"/>
+      <w:r>
+        <w:t>user_id</w:t>
+      </w:r>
+      <w:proofErr w:type="spellEnd"/>
+      <w:r>
+        <w:t xml:space="preserve"> INT,</w:t>
+      </w:r>
+    </w:p>
+    <w:p>
+      <w:r>
+        <w:t xml:space="preserve">    amount </w:t>
+      </w:r>
+      <w:proofErr w:type="gramStart"/>
+      <w:r>
         <w:t>DECIMAL(</w:t>
       </w:r>
       <w:proofErr w:type="gramEnd"/>
@@ -673,6 +1575,74 @@
         <w:t>10,2),</w:t>
       </w:r>
     </w:p>
+    <w:p>
+      <w:r>
+        <w:t xml:space="preserve">    </w:t>
+      </w:r>
+      <w:proofErr w:type="spellStart"/>
+      <w:r>
+        <w:t>donation_method</w:t>
+      </w:r>
+      <w:proofErr w:type="spellEnd"/>
+      <w:r>
+        <w:t xml:space="preserve"> </w:t>
+      </w:r>
+      <w:proofErr w:type="gramStart"/>
+      <w:r>
+        <w:t>VARCHAR(</w:t>
+      </w:r>
+      <w:proofErr w:type="gramEnd"/>
+      <w:r>
+        <w:t>50),</w:t>
+      </w:r>
+    </w:p>
+    <w:p>
+      <w:r>
+        <w:t xml:space="preserve">    </w:t>
+      </w:r>
+      <w:proofErr w:type="spellStart"/>
+      <w:r>
+        <w:t>donation_status</w:t>
+      </w:r>
+      <w:proofErr w:type="spellEnd"/>
+      <w:r>
+        <w:t xml:space="preserve"> </w:t>
+      </w:r>
+      <w:proofErr w:type="gramStart"/>
+      <w:r>
+        <w:t>VARCHAR(</w:t>
+      </w:r>
+      <w:proofErr w:type="gramEnd"/>
+      <w:r>
+        <w:t>50),</w:t>
+      </w:r>
+    </w:p>
+    <w:p>
+      <w:r>
+        <w:t xml:space="preserve">    reference </w:t>
+      </w:r>
+      <w:proofErr w:type="gramStart"/>
+      <w:r>
+        <w:t>VARCHAR(</w:t>
+      </w:r>
+      <w:proofErr w:type="gramEnd"/>
+      <w:r>
+        <w:t>100),</w:t>
+      </w:r>
+    </w:p>
+    <w:p>
+      <w:r>
+        <w:t xml:space="preserve">    </w:t>
+      </w:r>
+      <w:proofErr w:type="spellStart"/>
+      <w:r>
+        <w:t>donation_date</w:t>
+      </w:r>
+      <w:proofErr w:type="spellEnd"/>
+      <w:r>
+        <w:t xml:space="preserve"> DATETIME DEFAULT CURRENT_TIMESTAMP,</w:t>
+      </w:r>
+    </w:p>
     <w:p/>
     <w:p>
       <w:r>
@@ -680,15 +1650,15 @@
       </w:r>
       <w:proofErr w:type="spellStart"/>
       <w:r>
-        <w:t>household_id</w:t>
-      </w:r>
-      <w:proofErr w:type="spellEnd"/>
-      <w:r>
-        <w:t>) REFERENCES household(</w:t>
-      </w:r>
-      <w:proofErr w:type="spellStart"/>
-      <w:r>
-        <w:t>household_id</w:t>
+        <w:t>user_id</w:t>
+      </w:r>
+      <w:proofErr w:type="spellEnd"/>
+      <w:r>
+        <w:t>) REFERENCES user(</w:t>
+      </w:r>
+      <w:proofErr w:type="spellStart"/>
+      <w:r>
+        <w:t>user_id</w:t>
       </w:r>
       <w:proofErr w:type="spellEnd"/>
       <w:r>
@@ -713,13 +1683,8 @@
     </w:p>
     <w:p>
       <w:r>
-        <w:t xml:space="preserve">-- TABLE: </w:t>
-      </w:r>
-      <w:proofErr w:type="spellStart"/>
-      <w:r>
-        <w:t>electricity_readings</w:t>
-      </w:r>
-      <w:proofErr w:type="spellEnd"/>
+        <w:t>-- TABLE: notification</w:t>
+      </w:r>
     </w:p>
     <w:p>
       <w:r>
@@ -729,1262 +1694,420 @@
     <w:p/>
     <w:p>
       <w:r>
-        <w:t xml:space="preserve">CREATE TABLE </w:t>
-      </w:r>
-      <w:proofErr w:type="spellStart"/>
-      <w:r>
-        <w:t>electricity_readings</w:t>
+        <w:t>CREATE TABLE notification (</w:t>
+      </w:r>
+    </w:p>
+    <w:p>
+      <w:r>
+        <w:lastRenderedPageBreak/>
+        <w:t xml:space="preserve">    </w:t>
+      </w:r>
+      <w:proofErr w:type="spellStart"/>
+      <w:r>
+        <w:t>notification_id</w:t>
+      </w:r>
+      <w:proofErr w:type="spellEnd"/>
+      <w:r>
+        <w:t xml:space="preserve"> INT AUTO_INCREMENT PRIMARY KEY,</w:t>
+      </w:r>
+    </w:p>
+    <w:p>
+      <w:r>
+        <w:t xml:space="preserve">    </w:t>
+      </w:r>
+      <w:proofErr w:type="spellStart"/>
+      <w:r>
+        <w:t>user_id</w:t>
+      </w:r>
+      <w:proofErr w:type="spellEnd"/>
+      <w:r>
+        <w:t xml:space="preserve"> INT,</w:t>
+      </w:r>
+    </w:p>
+    <w:p>
+      <w:r>
+        <w:t xml:space="preserve">    </w:t>
+      </w:r>
+      <w:proofErr w:type="spellStart"/>
+      <w:r>
+        <w:t>notification_type</w:t>
+      </w:r>
+      <w:proofErr w:type="spellEnd"/>
+      <w:r>
+        <w:t xml:space="preserve"> </w:t>
+      </w:r>
+      <w:proofErr w:type="gramStart"/>
+      <w:r>
+        <w:t>VARCHAR(</w:t>
+      </w:r>
+      <w:proofErr w:type="gramEnd"/>
+      <w:r>
+        <w:t>50),</w:t>
+      </w:r>
+    </w:p>
+    <w:p>
+      <w:r>
+        <w:t xml:space="preserve">    channel </w:t>
+      </w:r>
+      <w:proofErr w:type="gramStart"/>
+      <w:r>
+        <w:t>VARCHAR(</w:t>
+      </w:r>
+      <w:proofErr w:type="gramEnd"/>
+      <w:r>
+        <w:t>50),</w:t>
+      </w:r>
+    </w:p>
+    <w:p>
+      <w:r>
+        <w:t xml:space="preserve">    </w:t>
+      </w:r>
+      <w:proofErr w:type="spellStart"/>
+      <w:r>
+        <w:t>related_id</w:t>
+      </w:r>
+      <w:proofErr w:type="spellEnd"/>
+      <w:r>
+        <w:t xml:space="preserve"> INT,</w:t>
+      </w:r>
+    </w:p>
+    <w:p>
+      <w:r>
+        <w:t xml:space="preserve">    </w:t>
+      </w:r>
+      <w:proofErr w:type="spellStart"/>
+      <w:r>
+        <w:t>related_type</w:t>
+      </w:r>
+      <w:proofErr w:type="spellEnd"/>
+      <w:r>
+        <w:t xml:space="preserve"> </w:t>
+      </w:r>
+      <w:proofErr w:type="gramStart"/>
+      <w:r>
+        <w:t>VARCHAR(</w:t>
+      </w:r>
+      <w:proofErr w:type="gramEnd"/>
+      <w:r>
+        <w:t>50),</w:t>
+      </w:r>
+    </w:p>
+    <w:p>
+      <w:r>
+        <w:t xml:space="preserve">    title </w:t>
+      </w:r>
+      <w:proofErr w:type="gramStart"/>
+      <w:r>
+        <w:t>VARCHAR(</w:t>
+      </w:r>
+      <w:proofErr w:type="gramEnd"/>
+      <w:r>
+        <w:t>255),</w:t>
+      </w:r>
+    </w:p>
+    <w:p>
+      <w:r>
+        <w:t xml:space="preserve">    message TEXT,</w:t>
+      </w:r>
+    </w:p>
+    <w:p>
+      <w:r>
+        <w:t xml:space="preserve">    </w:t>
+      </w:r>
+      <w:proofErr w:type="spellStart"/>
+      <w:r>
+        <w:t>is_read</w:t>
+      </w:r>
+      <w:proofErr w:type="spellEnd"/>
+      <w:r>
+        <w:t xml:space="preserve"> </w:t>
+      </w:r>
+      <w:proofErr w:type="gramStart"/>
+      <w:r>
+        <w:t>TINYINT(</w:t>
+      </w:r>
+      <w:proofErr w:type="gramEnd"/>
+      <w:r>
+        <w:t>1) DEFAULT 0,</w:t>
+      </w:r>
+    </w:p>
+    <w:p>
+      <w:r>
+        <w:t xml:space="preserve">    </w:t>
+      </w:r>
+      <w:proofErr w:type="spellStart"/>
+      <w:r>
+        <w:t>sent_at</w:t>
+      </w:r>
+      <w:proofErr w:type="spellEnd"/>
+      <w:r>
+        <w:t xml:space="preserve"> DATETIME DEFAULT CURRENT_TIMESTAMP,</w:t>
+      </w:r>
+    </w:p>
+    <w:p>
+      <w:r>
+        <w:t xml:space="preserve">    status </w:t>
+      </w:r>
+      <w:proofErr w:type="gramStart"/>
+      <w:r>
+        <w:t>VARCHAR(</w:t>
+      </w:r>
+      <w:proofErr w:type="gramEnd"/>
+      <w:r>
+        <w:t>50),</w:t>
+      </w:r>
+    </w:p>
+    <w:p/>
+    <w:p>
+      <w:r>
+        <w:t xml:space="preserve">    FOREIGN KEY (</w:t>
+      </w:r>
+      <w:proofErr w:type="spellStart"/>
+      <w:r>
+        <w:t>user_id</w:t>
+      </w:r>
+      <w:proofErr w:type="spellEnd"/>
+      <w:r>
+        <w:t>) REFERENCES user(</w:t>
+      </w:r>
+      <w:proofErr w:type="spellStart"/>
+      <w:r>
+        <w:t>user_id</w:t>
+      </w:r>
+      <w:proofErr w:type="spellEnd"/>
+      <w:r>
+        <w:t>)</w:t>
+      </w:r>
+    </w:p>
+    <w:p>
+      <w:r>
+        <w:t xml:space="preserve">        ON DELETE CASCADE</w:t>
+      </w:r>
+    </w:p>
+    <w:p>
+      <w:r>
+        <w:t>);</w:t>
+      </w:r>
+    </w:p>
+    <w:p/>
+    <w:p>
+      <w:r>
+        <w:t>-- ============================================</w:t>
+      </w:r>
+    </w:p>
+    <w:p>
+      <w:r>
+        <w:t>-- TABLE: verification</w:t>
+      </w:r>
+    </w:p>
+    <w:p>
+      <w:r>
+        <w:t>-- ============================================</w:t>
+      </w:r>
+    </w:p>
+    <w:p/>
+    <w:p>
+      <w:r>
+        <w:t>CREATE TABLE verification (</w:t>
+      </w:r>
+    </w:p>
+    <w:p>
+      <w:r>
+        <w:t xml:space="preserve">    </w:t>
+      </w:r>
+      <w:proofErr w:type="spellStart"/>
+      <w:r>
+        <w:t>verification_id</w:t>
+      </w:r>
+      <w:proofErr w:type="spellEnd"/>
+      <w:r>
+        <w:t xml:space="preserve"> INT AUTO_INCREMENT PRIMARY KEY,</w:t>
+      </w:r>
+    </w:p>
+    <w:p>
+      <w:r>
+        <w:t xml:space="preserve">    </w:t>
+      </w:r>
+      <w:proofErr w:type="spellStart"/>
+      <w:r>
+        <w:t>user_id</w:t>
+      </w:r>
+      <w:proofErr w:type="spellEnd"/>
+      <w:r>
+        <w:t xml:space="preserve"> INT,</w:t>
+      </w:r>
+    </w:p>
+    <w:p>
+      <w:r>
+        <w:t xml:space="preserve">    </w:t>
+      </w:r>
+      <w:proofErr w:type="spellStart"/>
+      <w:r>
+        <w:t>verification_type</w:t>
+      </w:r>
+      <w:proofErr w:type="spellEnd"/>
+      <w:r>
+        <w:t xml:space="preserve"> </w:t>
+      </w:r>
+      <w:proofErr w:type="gramStart"/>
+      <w:r>
+        <w:t>VARCHAR(</w:t>
+      </w:r>
+      <w:proofErr w:type="gramEnd"/>
+      <w:r>
+        <w:t>50),</w:t>
+      </w:r>
+    </w:p>
+    <w:p>
+      <w:r>
+        <w:t xml:space="preserve">    </w:t>
+      </w:r>
+      <w:proofErr w:type="spellStart"/>
+      <w:r>
+        <w:t>verification_code</w:t>
+      </w:r>
+      <w:proofErr w:type="spellEnd"/>
+      <w:r>
+        <w:t xml:space="preserve"> </w:t>
+      </w:r>
+      <w:proofErr w:type="gramStart"/>
+      <w:r>
+        <w:t>VARCHAR(</w:t>
+      </w:r>
+      <w:proofErr w:type="gramEnd"/>
+      <w:r>
+        <w:t>20),</w:t>
+      </w:r>
+    </w:p>
+    <w:p>
+      <w:r>
+        <w:t xml:space="preserve">    </w:t>
+      </w:r>
+      <w:proofErr w:type="spellStart"/>
+      <w:r>
+        <w:t>password_reset_code</w:t>
+      </w:r>
+      <w:proofErr w:type="spellEnd"/>
+      <w:r>
+        <w:t xml:space="preserve"> </w:t>
+      </w:r>
+      <w:proofErr w:type="gramStart"/>
+      <w:r>
+        <w:t>VARCHAR(</w:t>
+      </w:r>
+      <w:proofErr w:type="gramEnd"/>
+      <w:r>
+        <w:t>20),</w:t>
+      </w:r>
+    </w:p>
+    <w:p>
+      <w:r>
+        <w:t xml:space="preserve">    </w:t>
+      </w:r>
+      <w:proofErr w:type="spellStart"/>
+      <w:r>
+        <w:t>is_verified</w:t>
+      </w:r>
+      <w:proofErr w:type="spellEnd"/>
+      <w:r>
+        <w:t xml:space="preserve"> </w:t>
+      </w:r>
+      <w:proofErr w:type="gramStart"/>
+      <w:r>
+        <w:t>TINYINT(</w:t>
+      </w:r>
+      <w:proofErr w:type="gramEnd"/>
+      <w:r>
+        <w:t>1) DEFAULT 0,</w:t>
+      </w:r>
+    </w:p>
+    <w:p>
+      <w:r>
+        <w:t xml:space="preserve">    </w:t>
+      </w:r>
+      <w:proofErr w:type="spellStart"/>
+      <w:r>
+        <w:t>expires_at</w:t>
+      </w:r>
+      <w:proofErr w:type="spellEnd"/>
+      <w:r>
+        <w:t xml:space="preserve"> DATETIME,</w:t>
+      </w:r>
+    </w:p>
+    <w:p>
+      <w:r>
+        <w:t xml:space="preserve">    </w:t>
+      </w:r>
+      <w:proofErr w:type="spellStart"/>
+      <w:r>
+        <w:t>created_at</w:t>
+      </w:r>
+      <w:proofErr w:type="spellEnd"/>
+      <w:r>
+        <w:t xml:space="preserve"> DATETIME DEFAULT CURRENT_TIMESTAMP,</w:t>
+      </w:r>
+    </w:p>
+    <w:p/>
+    <w:p>
+      <w:r>
+        <w:t xml:space="preserve">    FOREIGN KEY (</w:t>
+      </w:r>
+      <w:proofErr w:type="spellStart"/>
+      <w:r>
+        <w:t>user_id</w:t>
+      </w:r>
+      <w:proofErr w:type="spellEnd"/>
+      <w:r>
+        <w:t>) REFERENCES user(</w:t>
+      </w:r>
+      <w:proofErr w:type="spellStart"/>
+      <w:r>
+        <w:t>user_id</w:t>
+      </w:r>
+      <w:proofErr w:type="spellEnd"/>
+      <w:r>
+        <w:t>)</w:t>
+      </w:r>
+    </w:p>
+    <w:p>
+      <w:r>
+        <w:t xml:space="preserve">        ON DELETE CASCADE</w:t>
+      </w:r>
+    </w:p>
+    <w:p>
+      <w:r>
+        <w:t>);</w:t>
+      </w:r>
+    </w:p>
+    <w:p/>
+    <w:p>
+      <w:r>
+        <w:t>-- ============================================</w:t>
+      </w:r>
+    </w:p>
+    <w:p>
+      <w:r>
+        <w:t>-- SAMPLE DATA</w:t>
+      </w:r>
+    </w:p>
+    <w:p>
+      <w:r>
+        <w:t>-- ============================================</w:t>
+      </w:r>
+    </w:p>
+    <w:p/>
+    <w:p>
+      <w:r>
+        <w:t xml:space="preserve">INSERT INTO </w:t>
+      </w:r>
+      <w:proofErr w:type="spellStart"/>
+      <w:r>
+        <w:t>electricity_provider</w:t>
       </w:r>
       <w:proofErr w:type="spellEnd"/>
       <w:r>
         <w:t xml:space="preserve"> (</w:t>
       </w:r>
-    </w:p>
-    <w:p>
-      <w:r>
-        <w:t xml:space="preserve">    </w:t>
-      </w:r>
-      <w:proofErr w:type="spellStart"/>
-      <w:r>
-        <w:t>reading_id</w:t>
-      </w:r>
-      <w:proofErr w:type="spellEnd"/>
-      <w:r>
-        <w:t xml:space="preserve"> INT AUTO_INCREMENT PRIMARY KEY,</w:t>
-      </w:r>
-    </w:p>
-    <w:p>
-      <w:r>
-        <w:t xml:space="preserve">    </w:t>
-      </w:r>
-      <w:proofErr w:type="spellStart"/>
-      <w:r>
-        <w:t>household_id</w:t>
-      </w:r>
-      <w:proofErr w:type="spellEnd"/>
-      <w:r>
-        <w:t xml:space="preserve"> INT,</w:t>
-      </w:r>
-    </w:p>
-    <w:p>
-      <w:r>
-        <w:t xml:space="preserve">    voltage </w:t>
-      </w:r>
-      <w:proofErr w:type="gramStart"/>
-      <w:r>
-        <w:t>DECIMAL(</w:t>
-      </w:r>
-      <w:proofErr w:type="gramEnd"/>
-      <w:r>
-        <w:t>10,2),</w:t>
-      </w:r>
-    </w:p>
-    <w:p>
-      <w:r>
-        <w:t xml:space="preserve">    current </w:t>
-      </w:r>
-      <w:proofErr w:type="gramStart"/>
-      <w:r>
-        <w:t>DECIMAL(</w:t>
-      </w:r>
-      <w:proofErr w:type="gramEnd"/>
-      <w:r>
-        <w:t>10,2),</w:t>
-      </w:r>
-    </w:p>
-    <w:p>
-      <w:r>
-        <w:t xml:space="preserve">    power </w:t>
-      </w:r>
-      <w:proofErr w:type="gramStart"/>
-      <w:r>
-        <w:t>DECIMAL(</w:t>
-      </w:r>
-      <w:proofErr w:type="gramEnd"/>
-      <w:r>
-        <w:t>10,2),</w:t>
-      </w:r>
-    </w:p>
-    <w:p>
-      <w:r>
-        <w:t xml:space="preserve">    </w:t>
-      </w:r>
-      <w:proofErr w:type="spellStart"/>
-      <w:r>
-        <w:t>energy_kwh</w:t>
-      </w:r>
-      <w:proofErr w:type="spellEnd"/>
-      <w:r>
-        <w:t xml:space="preserve"> </w:t>
-      </w:r>
-      <w:proofErr w:type="gramStart"/>
-      <w:r>
-        <w:t>DECIMAL(</w:t>
-      </w:r>
-      <w:proofErr w:type="gramEnd"/>
-      <w:r>
-        <w:t>10,2),</w:t>
-      </w:r>
-    </w:p>
-    <w:p>
-      <w:r>
-        <w:t xml:space="preserve">    </w:t>
-      </w:r>
-      <w:proofErr w:type="spellStart"/>
-      <w:r>
-        <w:t>recorded_at</w:t>
-      </w:r>
-      <w:proofErr w:type="spellEnd"/>
-      <w:r>
-        <w:t xml:space="preserve"> DATETIME DEFAULT CURRENT_TIMESTAMP,</w:t>
-      </w:r>
-    </w:p>
-    <w:p/>
-    <w:p>
-      <w:r>
-        <w:t xml:space="preserve">    FOREIGN KEY (</w:t>
-      </w:r>
-      <w:proofErr w:type="spellStart"/>
-      <w:r>
-        <w:t>household_id</w:t>
-      </w:r>
-      <w:proofErr w:type="spellEnd"/>
-      <w:r>
-        <w:t>) REFERENCES household(</w:t>
-      </w:r>
-      <w:proofErr w:type="spellStart"/>
-      <w:r>
-        <w:t>household_id</w:t>
-      </w:r>
-      <w:proofErr w:type="spellEnd"/>
-      <w:r>
-        <w:t>)</w:t>
-      </w:r>
-    </w:p>
-    <w:p>
-      <w:r>
-        <w:t xml:space="preserve">        ON DELETE CASCADE</w:t>
-      </w:r>
-    </w:p>
-    <w:p>
-      <w:r>
-        <w:t>);</w:t>
-      </w:r>
-    </w:p>
-    <w:p/>
-    <w:p>
-      <w:r>
-        <w:lastRenderedPageBreak/>
-        <w:t>-- ============================================</w:t>
-      </w:r>
-    </w:p>
-    <w:p>
-      <w:r>
-        <w:t>-- TABLE: forecast</w:t>
-      </w:r>
-    </w:p>
-    <w:p>
-      <w:r>
-        <w:t>-- ============================================</w:t>
-      </w:r>
-    </w:p>
-    <w:p/>
-    <w:p>
-      <w:r>
-        <w:t>CREATE TABLE forecast (</w:t>
-      </w:r>
-    </w:p>
-    <w:p>
-      <w:r>
-        <w:t xml:space="preserve">    </w:t>
-      </w:r>
-      <w:proofErr w:type="spellStart"/>
-      <w:r>
-        <w:t>forecast_id</w:t>
-      </w:r>
-      <w:proofErr w:type="spellEnd"/>
-      <w:r>
-        <w:t xml:space="preserve"> INT AUTO_INCREMENT PRIMARY KEY,</w:t>
-      </w:r>
-    </w:p>
-    <w:p>
-      <w:r>
-        <w:t xml:space="preserve">    </w:t>
-      </w:r>
-      <w:proofErr w:type="spellStart"/>
-      <w:r>
-        <w:t>household_id</w:t>
-      </w:r>
-      <w:proofErr w:type="spellEnd"/>
-      <w:r>
-        <w:t xml:space="preserve"> INT,</w:t>
-      </w:r>
-    </w:p>
-    <w:p>
-      <w:r>
-        <w:t xml:space="preserve">    </w:t>
-      </w:r>
-      <w:proofErr w:type="spellStart"/>
-      <w:r>
-        <w:t>forecast_type</w:t>
-      </w:r>
-      <w:proofErr w:type="spellEnd"/>
-      <w:r>
-        <w:t xml:space="preserve"> </w:t>
-      </w:r>
-      <w:proofErr w:type="gramStart"/>
-      <w:r>
-        <w:t>VARCHAR(</w:t>
-      </w:r>
-      <w:proofErr w:type="gramEnd"/>
-      <w:r>
-        <w:t>50),</w:t>
-      </w:r>
-    </w:p>
-    <w:p>
-      <w:r>
-        <w:t xml:space="preserve">    </w:t>
-      </w:r>
-      <w:proofErr w:type="spellStart"/>
-      <w:r>
-        <w:t>predicted_kwh</w:t>
-      </w:r>
-      <w:proofErr w:type="spellEnd"/>
-      <w:r>
-        <w:t xml:space="preserve"> </w:t>
-      </w:r>
-      <w:proofErr w:type="gramStart"/>
-      <w:r>
-        <w:t>DECIMAL(</w:t>
-      </w:r>
-      <w:proofErr w:type="gramEnd"/>
-      <w:r>
-        <w:t>10,2),</w:t>
-      </w:r>
-    </w:p>
-    <w:p>
-      <w:r>
-        <w:t xml:space="preserve">    </w:t>
-      </w:r>
-      <w:proofErr w:type="spellStart"/>
-      <w:r>
-        <w:t>predicted_cost</w:t>
-      </w:r>
-      <w:proofErr w:type="spellEnd"/>
-      <w:r>
-        <w:t xml:space="preserve"> </w:t>
-      </w:r>
-      <w:proofErr w:type="gramStart"/>
-      <w:r>
-        <w:t>DECIMAL(</w:t>
-      </w:r>
-      <w:proofErr w:type="gramEnd"/>
-      <w:r>
-        <w:t>10,2),</w:t>
-      </w:r>
-    </w:p>
-    <w:p>
-      <w:r>
-        <w:t xml:space="preserve">    </w:t>
-      </w:r>
-      <w:proofErr w:type="spellStart"/>
-      <w:r>
-        <w:t>source_type</w:t>
-      </w:r>
-      <w:proofErr w:type="spellEnd"/>
-      <w:r>
-        <w:t xml:space="preserve"> </w:t>
-      </w:r>
-      <w:proofErr w:type="gramStart"/>
-      <w:r>
-        <w:t>VARCHAR(</w:t>
-      </w:r>
-      <w:proofErr w:type="gramEnd"/>
-      <w:r>
-        <w:t>100),</w:t>
-      </w:r>
-    </w:p>
-    <w:p>
-      <w:r>
-        <w:t xml:space="preserve">    </w:t>
-      </w:r>
-      <w:proofErr w:type="spellStart"/>
-      <w:r>
-        <w:t>forecast_date</w:t>
-      </w:r>
-      <w:proofErr w:type="spellEnd"/>
-      <w:r>
-        <w:t xml:space="preserve"> DATE,</w:t>
-      </w:r>
-    </w:p>
-    <w:p/>
-    <w:p>
-      <w:r>
-        <w:t xml:space="preserve">    FOREIGN KEY (</w:t>
-      </w:r>
-      <w:proofErr w:type="spellStart"/>
-      <w:r>
-        <w:t>household_id</w:t>
-      </w:r>
-      <w:proofErr w:type="spellEnd"/>
-      <w:r>
-        <w:t>) REFERENCES household(</w:t>
-      </w:r>
-      <w:proofErr w:type="spellStart"/>
-      <w:r>
-        <w:t>household_id</w:t>
-      </w:r>
-      <w:proofErr w:type="spellEnd"/>
-      <w:r>
-        <w:t>)</w:t>
-      </w:r>
-    </w:p>
-    <w:p>
-      <w:r>
-        <w:t xml:space="preserve">        ON DELETE CASCADE</w:t>
-      </w:r>
-    </w:p>
-    <w:p>
-      <w:r>
-        <w:t>);</w:t>
-      </w:r>
-    </w:p>
-    <w:p/>
-    <w:p>
-      <w:r>
-        <w:t>-- ============================================</w:t>
-      </w:r>
-    </w:p>
-    <w:p>
-      <w:r>
-        <w:t>-- TABLE: anomaly</w:t>
-      </w:r>
-    </w:p>
-    <w:p>
-      <w:r>
-        <w:t>-- ============================================</w:t>
-      </w:r>
-    </w:p>
-    <w:p/>
-    <w:p>
-      <w:r>
-        <w:t>CREATE TABLE anomaly (</w:t>
-      </w:r>
-    </w:p>
-    <w:p>
-      <w:r>
-        <w:t xml:space="preserve">    </w:t>
-      </w:r>
-      <w:proofErr w:type="spellStart"/>
-      <w:r>
-        <w:t>anomaly_id</w:t>
-      </w:r>
-      <w:proofErr w:type="spellEnd"/>
-      <w:r>
-        <w:t xml:space="preserve"> INT AUTO_INCREMENT PRIMARY KEY,</w:t>
-      </w:r>
-    </w:p>
-    <w:p>
-      <w:r>
-        <w:t xml:space="preserve">    </w:t>
-      </w:r>
-      <w:proofErr w:type="spellStart"/>
-      <w:r>
-        <w:t>household_id</w:t>
-      </w:r>
-      <w:proofErr w:type="spellEnd"/>
-      <w:r>
-        <w:t xml:space="preserve"> INT,</w:t>
-      </w:r>
-    </w:p>
-    <w:p>
-      <w:r>
-        <w:t xml:space="preserve">    </w:t>
-      </w:r>
-      <w:proofErr w:type="spellStart"/>
-      <w:r>
-        <w:t>forecast_id</w:t>
-      </w:r>
-      <w:proofErr w:type="spellEnd"/>
-      <w:r>
-        <w:t xml:space="preserve"> INT,</w:t>
-      </w:r>
-    </w:p>
-    <w:p>
-      <w:r>
-        <w:t xml:space="preserve">    </w:t>
-      </w:r>
-      <w:proofErr w:type="spellStart"/>
-      <w:r>
-        <w:t>detected_value</w:t>
-      </w:r>
-      <w:proofErr w:type="spellEnd"/>
-      <w:r>
-        <w:t xml:space="preserve"> </w:t>
-      </w:r>
-      <w:proofErr w:type="gramStart"/>
-      <w:r>
-        <w:t>DECIMAL(</w:t>
-      </w:r>
-      <w:proofErr w:type="gramEnd"/>
-      <w:r>
-        <w:t>10,2),</w:t>
-      </w:r>
-    </w:p>
-    <w:p>
-      <w:r>
-        <w:t xml:space="preserve">    </w:t>
-      </w:r>
-      <w:proofErr w:type="spellStart"/>
-      <w:r>
-        <w:t>anomaly_type</w:t>
-      </w:r>
-      <w:proofErr w:type="spellEnd"/>
-      <w:r>
-        <w:t xml:space="preserve"> </w:t>
-      </w:r>
-      <w:proofErr w:type="gramStart"/>
-      <w:r>
-        <w:t>VARCHAR(</w:t>
-      </w:r>
-      <w:proofErr w:type="gramEnd"/>
-      <w:r>
-        <w:t>100),</w:t>
-      </w:r>
-    </w:p>
-    <w:p>
-      <w:r>
-        <w:t xml:space="preserve">    </w:t>
-      </w:r>
-      <w:proofErr w:type="spellStart"/>
-      <w:r>
-        <w:t>source_type</w:t>
-      </w:r>
-      <w:proofErr w:type="spellEnd"/>
-      <w:r>
-        <w:t xml:space="preserve"> </w:t>
-      </w:r>
-      <w:proofErr w:type="gramStart"/>
-      <w:r>
-        <w:t>VARCHAR(</w:t>
-      </w:r>
-      <w:proofErr w:type="gramEnd"/>
-      <w:r>
-        <w:t>100),</w:t>
-      </w:r>
-    </w:p>
-    <w:p>
-      <w:r>
-        <w:t xml:space="preserve">    </w:t>
-      </w:r>
-      <w:proofErr w:type="spellStart"/>
-      <w:r>
-        <w:t>severity_level</w:t>
-      </w:r>
-      <w:proofErr w:type="spellEnd"/>
-      <w:r>
-        <w:t xml:space="preserve"> </w:t>
-      </w:r>
-      <w:proofErr w:type="gramStart"/>
-      <w:r>
-        <w:t>VARCHAR(</w:t>
-      </w:r>
-      <w:proofErr w:type="gramEnd"/>
-      <w:r>
-        <w:t>50),</w:t>
-      </w:r>
-    </w:p>
-    <w:p>
-      <w:r>
-        <w:lastRenderedPageBreak/>
-        <w:t xml:space="preserve">    </w:t>
-      </w:r>
-      <w:proofErr w:type="spellStart"/>
-      <w:r>
-        <w:t>detected_at</w:t>
-      </w:r>
-      <w:proofErr w:type="spellEnd"/>
-      <w:r>
-        <w:t xml:space="preserve"> DATETIME DEFAULT CURRENT_TIMESTAMP,</w:t>
-      </w:r>
-    </w:p>
-    <w:p>
-      <w:r>
-        <w:t xml:space="preserve">    status </w:t>
-      </w:r>
-      <w:proofErr w:type="gramStart"/>
-      <w:r>
-        <w:t>VARCHAR(</w:t>
-      </w:r>
-      <w:proofErr w:type="gramEnd"/>
-      <w:r>
-        <w:t>50),</w:t>
-      </w:r>
-    </w:p>
-    <w:p/>
-    <w:p>
-      <w:r>
-        <w:t xml:space="preserve">    FOREIGN KEY (</w:t>
-      </w:r>
-      <w:proofErr w:type="spellStart"/>
-      <w:r>
-        <w:t>household_id</w:t>
-      </w:r>
-      <w:proofErr w:type="spellEnd"/>
-      <w:r>
-        <w:t>) REFERENCES household(</w:t>
-      </w:r>
-      <w:proofErr w:type="spellStart"/>
-      <w:r>
-        <w:t>household_id</w:t>
-      </w:r>
-      <w:proofErr w:type="spellEnd"/>
-      <w:r>
-        <w:t>)</w:t>
-      </w:r>
-    </w:p>
-    <w:p>
-      <w:r>
-        <w:t xml:space="preserve">        ON DELETE CASCADE,</w:t>
-      </w:r>
-    </w:p>
-    <w:p/>
-    <w:p>
-      <w:r>
-        <w:t xml:space="preserve">    FOREIGN KEY (</w:t>
-      </w:r>
-      <w:proofErr w:type="spellStart"/>
-      <w:r>
-        <w:t>forecast_id</w:t>
-      </w:r>
-      <w:proofErr w:type="spellEnd"/>
-      <w:r>
-        <w:t>) REFERENCES forecast(</w:t>
-      </w:r>
-      <w:proofErr w:type="spellStart"/>
-      <w:r>
-        <w:t>forecast_id</w:t>
-      </w:r>
-      <w:proofErr w:type="spellEnd"/>
-      <w:r>
-        <w:t>)</w:t>
-      </w:r>
-    </w:p>
-    <w:p>
-      <w:r>
-        <w:t xml:space="preserve">        ON DELETE SET NULL</w:t>
-      </w:r>
-    </w:p>
-    <w:p>
-      <w:r>
-        <w:t>);</w:t>
-      </w:r>
-    </w:p>
-    <w:p/>
-    <w:p>
-      <w:r>
-        <w:t>-- ============================================</w:t>
-      </w:r>
-    </w:p>
-    <w:p>
-      <w:r>
-        <w:t>-- TABLE: chatbot</w:t>
-      </w:r>
-    </w:p>
-    <w:p>
-      <w:r>
-        <w:t>-- ============================================</w:t>
-      </w:r>
-    </w:p>
-    <w:p/>
-    <w:p>
-      <w:r>
-        <w:t>CREATE TABLE chatbot (</w:t>
-      </w:r>
-    </w:p>
-    <w:p>
-      <w:r>
-        <w:t xml:space="preserve">    </w:t>
-      </w:r>
-      <w:proofErr w:type="spellStart"/>
-      <w:r>
-        <w:t>message_id</w:t>
-      </w:r>
-      <w:proofErr w:type="spellEnd"/>
-      <w:r>
-        <w:t xml:space="preserve"> INT AUTO_INCREMENT PRIMARY KEY,</w:t>
-      </w:r>
-    </w:p>
-    <w:p>
-      <w:r>
-        <w:t xml:space="preserve">    </w:t>
-      </w:r>
-      <w:proofErr w:type="spellStart"/>
-      <w:r>
-        <w:t>user_id</w:t>
-      </w:r>
-      <w:proofErr w:type="spellEnd"/>
-      <w:r>
-        <w:t xml:space="preserve"> INT,</w:t>
-      </w:r>
-    </w:p>
-    <w:p>
-      <w:r>
-        <w:t xml:space="preserve">    sender </w:t>
-      </w:r>
-      <w:proofErr w:type="gramStart"/>
-      <w:r>
-        <w:t>ENUM(</w:t>
-      </w:r>
-      <w:proofErr w:type="gramEnd"/>
-      <w:r>
-        <w:t>'user', 'bot'),</w:t>
-      </w:r>
-    </w:p>
-    <w:p>
-      <w:r>
-        <w:t xml:space="preserve">    </w:t>
-      </w:r>
-      <w:proofErr w:type="spellStart"/>
-      <w:r>
-        <w:t>message_text</w:t>
-      </w:r>
-      <w:proofErr w:type="spellEnd"/>
-      <w:r>
-        <w:t xml:space="preserve"> TEXT,</w:t>
-      </w:r>
-    </w:p>
-    <w:p>
-      <w:r>
-        <w:t xml:space="preserve">    timestamp DATETIME DEFAULT CURRENT_TIMESTAMP,</w:t>
-      </w:r>
-    </w:p>
-    <w:p/>
-    <w:p>
-      <w:r>
-        <w:t xml:space="preserve">    FOREIGN KEY (</w:t>
-      </w:r>
-      <w:proofErr w:type="spellStart"/>
-      <w:r>
-        <w:t>user_id</w:t>
-      </w:r>
-      <w:proofErr w:type="spellEnd"/>
-      <w:r>
-        <w:t>) REFERENCES user(</w:t>
-      </w:r>
-      <w:proofErr w:type="spellStart"/>
-      <w:r>
-        <w:t>user_id</w:t>
-      </w:r>
-      <w:proofErr w:type="spellEnd"/>
-      <w:r>
-        <w:t>)</w:t>
-      </w:r>
-    </w:p>
-    <w:p>
-      <w:r>
-        <w:t xml:space="preserve">        ON DELETE CASCADE</w:t>
-      </w:r>
-    </w:p>
-    <w:p>
-      <w:r>
-        <w:t>);</w:t>
-      </w:r>
-    </w:p>
-    <w:p/>
-    <w:p>
-      <w:r>
-        <w:t>-- ============================================</w:t>
-      </w:r>
-    </w:p>
-    <w:p>
-      <w:r>
-        <w:t>-- TABLE: donation</w:t>
-      </w:r>
-    </w:p>
-    <w:p>
-      <w:r>
-        <w:t>-- ============================================</w:t>
-      </w:r>
-    </w:p>
-    <w:p/>
-    <w:p>
-      <w:r>
-        <w:lastRenderedPageBreak/>
-        <w:t>CREATE TABLE donation (</w:t>
-      </w:r>
-    </w:p>
-    <w:p>
-      <w:r>
-        <w:t xml:space="preserve">    </w:t>
-      </w:r>
-      <w:proofErr w:type="spellStart"/>
-      <w:r>
-        <w:t>donation_id</w:t>
-      </w:r>
-      <w:proofErr w:type="spellEnd"/>
-      <w:r>
-        <w:t xml:space="preserve"> INT AUTO_INCREMENT PRIMARY KEY,</w:t>
-      </w:r>
-    </w:p>
-    <w:p>
-      <w:r>
-        <w:t xml:space="preserve">    </w:t>
-      </w:r>
-      <w:proofErr w:type="spellStart"/>
-      <w:r>
-        <w:t>user_id</w:t>
-      </w:r>
-      <w:proofErr w:type="spellEnd"/>
-      <w:r>
-        <w:t xml:space="preserve"> INT,</w:t>
-      </w:r>
-    </w:p>
-    <w:p>
-      <w:r>
-        <w:t xml:space="preserve">    amount </w:t>
-      </w:r>
-      <w:proofErr w:type="gramStart"/>
-      <w:r>
-        <w:t>DECIMAL(</w:t>
-      </w:r>
-      <w:proofErr w:type="gramEnd"/>
-      <w:r>
-        <w:t>10,2),</w:t>
-      </w:r>
-    </w:p>
-    <w:p>
-      <w:r>
-        <w:t xml:space="preserve">    </w:t>
-      </w:r>
-      <w:proofErr w:type="spellStart"/>
-      <w:r>
-        <w:t>donation_method</w:t>
-      </w:r>
-      <w:proofErr w:type="spellEnd"/>
-      <w:r>
-        <w:t xml:space="preserve"> </w:t>
-      </w:r>
-      <w:proofErr w:type="gramStart"/>
-      <w:r>
-        <w:t>VARCHAR(</w:t>
-      </w:r>
-      <w:proofErr w:type="gramEnd"/>
-      <w:r>
-        <w:t>50),</w:t>
-      </w:r>
-    </w:p>
-    <w:p>
-      <w:r>
-        <w:t xml:space="preserve">    </w:t>
-      </w:r>
-      <w:proofErr w:type="spellStart"/>
-      <w:r>
-        <w:t>donation_status</w:t>
-      </w:r>
-      <w:proofErr w:type="spellEnd"/>
-      <w:r>
-        <w:t xml:space="preserve"> </w:t>
-      </w:r>
-      <w:proofErr w:type="gramStart"/>
-      <w:r>
-        <w:t>VARCHAR(</w:t>
-      </w:r>
-      <w:proofErr w:type="gramEnd"/>
-      <w:r>
-        <w:t>50),</w:t>
-      </w:r>
-    </w:p>
-    <w:p>
-      <w:r>
-        <w:t xml:space="preserve">    reference </w:t>
-      </w:r>
-      <w:proofErr w:type="gramStart"/>
-      <w:r>
-        <w:t>VARCHAR(</w:t>
-      </w:r>
-      <w:proofErr w:type="gramEnd"/>
-      <w:r>
-        <w:t>100),</w:t>
-      </w:r>
-    </w:p>
-    <w:p>
-      <w:r>
-        <w:t xml:space="preserve">    </w:t>
-      </w:r>
-      <w:proofErr w:type="spellStart"/>
-      <w:r>
-        <w:t>donation_date</w:t>
-      </w:r>
-      <w:proofErr w:type="spellEnd"/>
-      <w:r>
-        <w:t xml:space="preserve"> DATETIME DEFAULT CURRENT_TIMESTAMP,</w:t>
-      </w:r>
-    </w:p>
-    <w:p/>
-    <w:p>
-      <w:r>
-        <w:t xml:space="preserve">    FOREIGN KEY (</w:t>
-      </w:r>
-      <w:proofErr w:type="spellStart"/>
-      <w:r>
-        <w:t>user_id</w:t>
-      </w:r>
-      <w:proofErr w:type="spellEnd"/>
-      <w:r>
-        <w:t>) REFERENCES user(</w:t>
-      </w:r>
-      <w:proofErr w:type="spellStart"/>
-      <w:r>
-        <w:t>user_id</w:t>
-      </w:r>
-      <w:proofErr w:type="spellEnd"/>
-      <w:r>
-        <w:t>)</w:t>
-      </w:r>
-    </w:p>
-    <w:p>
-      <w:r>
-        <w:t xml:space="preserve">        ON DELETE CASCADE</w:t>
-      </w:r>
-    </w:p>
-    <w:p>
-      <w:r>
-        <w:t>);</w:t>
-      </w:r>
-    </w:p>
-    <w:p/>
-    <w:p>
-      <w:r>
-        <w:t>-- ============================================</w:t>
-      </w:r>
-    </w:p>
-    <w:p>
-      <w:r>
-        <w:t>-- TABLE: notification</w:t>
-      </w:r>
-    </w:p>
-    <w:p>
-      <w:r>
-        <w:t>-- ============================================</w:t>
-      </w:r>
-    </w:p>
-    <w:p/>
-    <w:p>
-      <w:r>
-        <w:t>CREATE TABLE notification (</w:t>
-      </w:r>
-    </w:p>
-    <w:p>
-      <w:r>
-        <w:t xml:space="preserve">    </w:t>
-      </w:r>
-      <w:proofErr w:type="spellStart"/>
-      <w:r>
-        <w:t>notification_id</w:t>
-      </w:r>
-      <w:proofErr w:type="spellEnd"/>
-      <w:r>
-        <w:t xml:space="preserve"> INT AUTO_INCREMENT PRIMARY KEY,</w:t>
-      </w:r>
-    </w:p>
-    <w:p>
-      <w:r>
-        <w:t xml:space="preserve">    </w:t>
-      </w:r>
-      <w:proofErr w:type="spellStart"/>
-      <w:r>
-        <w:t>user_id</w:t>
-      </w:r>
-      <w:proofErr w:type="spellEnd"/>
-      <w:r>
-        <w:t xml:space="preserve"> INT,</w:t>
-      </w:r>
-    </w:p>
-    <w:p>
-      <w:r>
-        <w:t xml:space="preserve">    </w:t>
-      </w:r>
-      <w:proofErr w:type="spellStart"/>
-      <w:r>
-        <w:t>notification_type</w:t>
-      </w:r>
-      <w:proofErr w:type="spellEnd"/>
-      <w:r>
-        <w:t xml:space="preserve"> </w:t>
-      </w:r>
-      <w:proofErr w:type="gramStart"/>
-      <w:r>
-        <w:t>VARCHAR(</w:t>
-      </w:r>
-      <w:proofErr w:type="gramEnd"/>
-      <w:r>
-        <w:t>50),</w:t>
-      </w:r>
-    </w:p>
-    <w:p>
-      <w:r>
-        <w:t xml:space="preserve">    channel </w:t>
-      </w:r>
-      <w:proofErr w:type="gramStart"/>
-      <w:r>
-        <w:t>VARCHAR(</w:t>
-      </w:r>
-      <w:proofErr w:type="gramEnd"/>
-      <w:r>
-        <w:t>50),</w:t>
-      </w:r>
-    </w:p>
-    <w:p>
-      <w:r>
-        <w:t xml:space="preserve">    </w:t>
-      </w:r>
-      <w:proofErr w:type="spellStart"/>
-      <w:r>
-        <w:t>related_id</w:t>
-      </w:r>
-      <w:proofErr w:type="spellEnd"/>
-      <w:r>
-        <w:t xml:space="preserve"> INT,</w:t>
-      </w:r>
-    </w:p>
-    <w:p>
-      <w:r>
-        <w:t xml:space="preserve">    </w:t>
-      </w:r>
-      <w:proofErr w:type="spellStart"/>
-      <w:r>
-        <w:t>related_type</w:t>
-      </w:r>
-      <w:proofErr w:type="spellEnd"/>
-      <w:r>
-        <w:t xml:space="preserve"> </w:t>
-      </w:r>
-      <w:proofErr w:type="gramStart"/>
-      <w:r>
-        <w:t>VARCHAR(</w:t>
-      </w:r>
-      <w:proofErr w:type="gramEnd"/>
-      <w:r>
-        <w:t>50),</w:t>
-      </w:r>
-    </w:p>
-    <w:p>
-      <w:r>
-        <w:t xml:space="preserve">    title </w:t>
-      </w:r>
-      <w:proofErr w:type="gramStart"/>
-      <w:r>
-        <w:t>VARCHAR(</w:t>
-      </w:r>
-      <w:proofErr w:type="gramEnd"/>
-      <w:r>
-        <w:t>255),</w:t>
-      </w:r>
-    </w:p>
-    <w:p>
-      <w:r>
-        <w:t xml:space="preserve">    message TEXT,</w:t>
-      </w:r>
-    </w:p>
-    <w:p>
-      <w:r>
-        <w:t xml:space="preserve">    </w:t>
-      </w:r>
-      <w:proofErr w:type="spellStart"/>
-      <w:r>
-        <w:t>is_read</w:t>
-      </w:r>
-      <w:proofErr w:type="spellEnd"/>
-      <w:r>
-        <w:t xml:space="preserve"> </w:t>
-      </w:r>
-      <w:proofErr w:type="gramStart"/>
-      <w:r>
-        <w:t>TINYINT(</w:t>
-      </w:r>
-      <w:proofErr w:type="gramEnd"/>
-      <w:r>
-        <w:t>1) DEFAULT 0,</w:t>
-      </w:r>
-    </w:p>
-    <w:p>
-      <w:r>
-        <w:t xml:space="preserve">    </w:t>
-      </w:r>
-      <w:proofErr w:type="spellStart"/>
-      <w:r>
-        <w:t>sent_at</w:t>
-      </w:r>
-      <w:proofErr w:type="spellEnd"/>
-      <w:r>
-        <w:t xml:space="preserve"> DATETIME DEFAULT CURRENT_TIMESTAMP,</w:t>
-      </w:r>
-    </w:p>
-    <w:p>
-      <w:r>
-        <w:t xml:space="preserve">    status </w:t>
-      </w:r>
-      <w:proofErr w:type="gramStart"/>
-      <w:r>
-        <w:t>VARCHAR(</w:t>
-      </w:r>
-      <w:proofErr w:type="gramEnd"/>
-      <w:r>
-        <w:t>50),</w:t>
-      </w:r>
-    </w:p>
-    <w:p/>
-    <w:p>
-      <w:r>
-        <w:t xml:space="preserve">    FOREIGN KEY (</w:t>
-      </w:r>
-      <w:proofErr w:type="spellStart"/>
-      <w:r>
-        <w:t>user_id</w:t>
-      </w:r>
-      <w:proofErr w:type="spellEnd"/>
-      <w:r>
-        <w:t>) REFERENCES user(</w:t>
-      </w:r>
-      <w:proofErr w:type="spellStart"/>
-      <w:r>
-        <w:t>user_id</w:t>
-      </w:r>
-      <w:proofErr w:type="spellEnd"/>
-      <w:r>
-        <w:t>)</w:t>
-      </w:r>
-    </w:p>
-    <w:p>
-      <w:r>
-        <w:t xml:space="preserve">        ON DELETE CASCADE</w:t>
-      </w:r>
-    </w:p>
-    <w:p>
-      <w:r>
-        <w:t>);</w:t>
-      </w:r>
-    </w:p>
-    <w:p/>
-    <w:p>
-      <w:r>
-        <w:t>-- ============================================</w:t>
-      </w:r>
-    </w:p>
-    <w:p>
-      <w:r>
-        <w:t>-- TABLE: verification</w:t>
-      </w:r>
-    </w:p>
-    <w:p>
-      <w:r>
-        <w:t>-- ============================================</w:t>
-      </w:r>
-    </w:p>
-    <w:p/>
-    <w:p>
-      <w:r>
-        <w:t>CREATE TABLE verification (</w:t>
-      </w:r>
-    </w:p>
-    <w:p>
-      <w:r>
-        <w:t xml:space="preserve">    </w:t>
-      </w:r>
-      <w:proofErr w:type="spellStart"/>
-      <w:r>
-        <w:t>verification_id</w:t>
-      </w:r>
-      <w:proofErr w:type="spellEnd"/>
-      <w:r>
-        <w:t xml:space="preserve"> INT AUTO_INCREMENT PRIMARY KEY,</w:t>
-      </w:r>
-    </w:p>
-    <w:p>
-      <w:r>
-        <w:t xml:space="preserve">    </w:t>
-      </w:r>
-      <w:proofErr w:type="spellStart"/>
-      <w:r>
-        <w:t>user_id</w:t>
-      </w:r>
-      <w:proofErr w:type="spellEnd"/>
-      <w:r>
-        <w:t xml:space="preserve"> INT,</w:t>
-      </w:r>
-    </w:p>
-    <w:p>
-      <w:r>
-        <w:t xml:space="preserve">    </w:t>
-      </w:r>
-      <w:proofErr w:type="spellStart"/>
-      <w:r>
-        <w:t>verification_type</w:t>
-      </w:r>
-      <w:proofErr w:type="spellEnd"/>
-      <w:r>
-        <w:t xml:space="preserve"> </w:t>
-      </w:r>
-      <w:proofErr w:type="gramStart"/>
-      <w:r>
-        <w:t>VARCHAR(</w:t>
-      </w:r>
-      <w:proofErr w:type="gramEnd"/>
-      <w:r>
-        <w:t>50),</w:t>
-      </w:r>
-    </w:p>
-    <w:p>
-      <w:r>
-        <w:t xml:space="preserve">    </w:t>
-      </w:r>
-      <w:proofErr w:type="spellStart"/>
-      <w:r>
-        <w:t>verification_code</w:t>
-      </w:r>
-      <w:proofErr w:type="spellEnd"/>
-      <w:r>
-        <w:t xml:space="preserve"> </w:t>
-      </w:r>
-      <w:proofErr w:type="gramStart"/>
-      <w:r>
-        <w:t>VARCHAR(</w:t>
-      </w:r>
-      <w:proofErr w:type="gramEnd"/>
-      <w:r>
-        <w:t>20),</w:t>
-      </w:r>
-    </w:p>
-    <w:p>
-      <w:r>
-        <w:t xml:space="preserve">    </w:t>
-      </w:r>
-      <w:proofErr w:type="spellStart"/>
-      <w:r>
-        <w:t>password_reset_code</w:t>
-      </w:r>
-      <w:proofErr w:type="spellEnd"/>
-      <w:r>
-        <w:t xml:space="preserve"> </w:t>
-      </w:r>
-      <w:proofErr w:type="gramStart"/>
-      <w:r>
-        <w:t>VARCHAR(</w:t>
-      </w:r>
-      <w:proofErr w:type="gramEnd"/>
-      <w:r>
-        <w:t>20),</w:t>
-      </w:r>
-    </w:p>
-    <w:p>
-      <w:r>
-        <w:t xml:space="preserve">    </w:t>
-      </w:r>
-      <w:proofErr w:type="spellStart"/>
-      <w:r>
-        <w:t>is_verified</w:t>
-      </w:r>
-      <w:proofErr w:type="spellEnd"/>
-      <w:r>
-        <w:t xml:space="preserve"> </w:t>
-      </w:r>
-      <w:proofErr w:type="gramStart"/>
-      <w:r>
-        <w:t>TINYINT(</w:t>
-      </w:r>
-      <w:proofErr w:type="gramEnd"/>
-      <w:r>
-        <w:t>1) DEFAULT 0,</w:t>
-      </w:r>
-    </w:p>
-    <w:p>
-      <w:r>
-        <w:t xml:space="preserve">    </w:t>
-      </w:r>
-      <w:proofErr w:type="spellStart"/>
-      <w:r>
-        <w:t>expires_at</w:t>
-      </w:r>
-      <w:proofErr w:type="spellEnd"/>
-      <w:r>
-        <w:t xml:space="preserve"> DATETIME,</w:t>
-      </w:r>
-    </w:p>
-    <w:p>
-      <w:r>
-        <w:t xml:space="preserve">    </w:t>
-      </w:r>
-      <w:proofErr w:type="spellStart"/>
-      <w:r>
-        <w:t>created_at</w:t>
-      </w:r>
-      <w:proofErr w:type="spellEnd"/>
-      <w:r>
-        <w:t xml:space="preserve"> DATETIME DEFAULT CURRENT_TIMESTAMP,</w:t>
-      </w:r>
-    </w:p>
-    <w:p/>
-    <w:p>
-      <w:r>
-        <w:t xml:space="preserve">    FOREIGN KEY (</w:t>
-      </w:r>
-      <w:proofErr w:type="spellStart"/>
-      <w:r>
-        <w:t>user_id</w:t>
-      </w:r>
-      <w:proofErr w:type="spellEnd"/>
-      <w:r>
-        <w:t>) REFERENCES user(</w:t>
-      </w:r>
-      <w:proofErr w:type="spellStart"/>
-      <w:r>
-        <w:t>user_id</w:t>
-      </w:r>
-      <w:proofErr w:type="spellEnd"/>
-      <w:r>
-        <w:t>)</w:t>
-      </w:r>
-    </w:p>
-    <w:p>
-      <w:r>
-        <w:t xml:space="preserve">        ON DELETE CASCADE</w:t>
-      </w:r>
-    </w:p>
-    <w:p>
-      <w:r>
-        <w:t>);</w:t>
-      </w:r>
-    </w:p>
-    <w:p/>
-    <w:p>
-      <w:r>
-        <w:t>-- ============================================</w:t>
-      </w:r>
-    </w:p>
-    <w:p>
-      <w:r>
-        <w:t>-- SAMPLE DATA</w:t>
-      </w:r>
-    </w:p>
-    <w:p>
-      <w:r>
-        <w:t>-- ============================================</w:t>
-      </w:r>
-    </w:p>
-    <w:p/>
-    <w:p>
-      <w:r>
-        <w:t xml:space="preserve">INSERT INTO </w:t>
-      </w:r>
-      <w:proofErr w:type="spellStart"/>
-      <w:r>
-        <w:t>electricity_provider</w:t>
-      </w:r>
-      <w:proofErr w:type="spellEnd"/>
-      <w:r>
-        <w:t xml:space="preserve"> (</w:t>
-      </w:r>
       <w:proofErr w:type="spellStart"/>
       <w:r>
         <w:t>provider_name</w:t>
@@ -2001,7 +2124,6 @@
     </w:p>
     <w:p>
       <w:r>
-        <w:lastRenderedPageBreak/>
         <w:t>('MERALCO', 13.01),</w:t>
       </w:r>
     </w:p>
